--- a/dist/Torsten Uhlmann Resume Styled.docx
+++ b/dist/Torsten Uhlmann Resume Styled.docx
@@ -3572,7 +3572,7 @@
         <w:t>BibleTime</w:t>
       </w:r>
       <w:r>
-        <w:t xml:space="preserve"> — A Bible study software for Unix and KDE. Project consisted of multiple developers, translators, and testers. Initiated and coordinated by me.</w:t>
+        <w:t xml:space="preserve"> — A Bible study software for Unix and KDE. Project consisted of multiple developers, translators, and testers. Initiated and initially coordinated by me.</w:t>
       </w:r>
     </w:p>
     <w:p>
@@ -3643,7 +3643,7 @@
           <w:color w:val="95A5A6"/>
           <w:sz w:val="16"/>
         </w:rPr>
-        <w:t>agynamix.de/resume | Last updated: March 2026</w:t>
+        <w:t>agynamix.de/resume</w:t>
       </w:r>
     </w:p>
     <w:sectPr>

--- a/dist/Torsten Uhlmann Resume Styled.docx
+++ b/dist/Torsten Uhlmann Resume Styled.docx
@@ -110,7 +110,7 @@
                 <w:color w:val="D6E4EF"/>
                 <w:sz w:val="22"/>
               </w:rPr>
-              <w:t>AGYNAMIX® | Senior Full Stack Software Engineer &amp; Consultant</w:t>
+              <w:t>AGYNAMIX® | Senior Full Stack Software Engineer &amp; AI Integration Consultant</w:t>
             </w:r>
           </w:p>
         </w:tc>
@@ -152,7 +152,7 @@
     </w:p>
     <w:p>
       <w:r>
-        <w:t>Senior Full Stack Software Engineer with nearly 30 years of experience delivering robust, high-performance software solutions across diverse industries. Operating through AGYNAMIX, I specialize in taking complex, system-critical applications from prototype to production—whether leading development efforts or integrating into distributed teams, bridging intricate backend architectures with modern, responsive frontend frameworks. I love learning new things and meeting new people. Over the years I have worked with a plethora of different programming languages—from Cobol, C++, and Java through Scala and Clojure to Rust and TypeScript. Technologies change, developer roles change, but the desire to create something useful always stays strong. I authored the book "Lift Web Applications How-To" (Packt Publishing, 2012) and regularly contribute to open-source projects on GitHub. I am particularly good at integrating into teams and getting myself deeply involved in the subject matter.</w:t>
+        <w:t>Senior Full Stack Software Engineer with nearly 30 years of experience delivering robust, high-performance software solutions across diverse industries. Operating through AGYNAMIX, I specialize in taking complex, system-critical applications from prototype to production—whether leading development efforts or integrating into distributed teams, bridging intricate backend architectures with modern, responsive frontend frameworks. Recent work includes applied AI integration and Agentic Engineering, including AI-assisted PDF invoice analysis in AGYNAMIX Invoicer using structured PDF extraction, vision models for scanned documents, JSON schema outputs, semantic checks, alternative candidates, and user-in-the-loop review. I love learning new things and meeting new people. Over the years I have worked with a plethora of different programming languages—from Cobol, C++, and Java through Scala and Clojure to Rust and TypeScript. Technologies change, developer roles change, but the desire to create something useful always stays strong. I authored the book "Lift Web Applications How-To" (Packt Publishing, 2012) and regularly contribute to open-source projects on GitHub. I am particularly good at integrating into teams and getting myself deeply involved in the subject matter.</w:t>
       </w:r>
     </w:p>
     <w:p>
@@ -172,6 +172,17 @@
       </w:r>
       <w:r>
         <w:t xml:space="preserve"> — Complete solutions from requirement gathering through implementation and deployment.</w:t>
+      </w:r>
+    </w:p>
+    <w:p>
+      <w:r>
+        <w:rPr>
+          <w:b/>
+        </w:rPr>
+        <w:t>Applied AI &amp; Workflow Automation</w:t>
+      </w:r>
+      <w:r>
+        <w:t xml:space="preserve"> — Practical AI integration for business workflows using Agentic Engineering, LLMs, document AI, and structured extraction.</w:t>
       </w:r>
     </w:p>
     <w:p>
@@ -213,6 +224,24 @@
       </w:pPr>
       <w:r>
         <w:t>Technical Skills</w:t>
+      </w:r>
+    </w:p>
+    <w:p>
+      <w:r>
+        <w:rPr>
+          <w:b/>
+        </w:rPr>
+        <w:t>Applied AI</w:t>
+      </w:r>
+      <w:r>
+        <w:rPr>
+          <w:color w:val="5D6D7E"/>
+          <w:sz w:val="18"/>
+        </w:rPr>
+        <w:t xml:space="preserve"> (proficient)</w:t>
+      </w:r>
+      <w:r>
+        <w:t>: Agentic Engineering, LLM Integration, Document AI, PDF Data Extraction, Vision Models, JSON Schema Outputs, Ollama, OpenAI-compatible Providers</w:t>
       </w:r>
     </w:p>
     <w:p>
@@ -2439,7 +2468,7 @@
                 <w:color w:val="5D6D7E"/>
                 <w:sz w:val="18"/>
               </w:rPr>
-              <w:t>Kotlin, Jetpack Compose for Desktop, SQLite, GoBD</w:t>
+              <w:t>Kotlin, Jetpack Compose for Desktop, SQLite, Agentic Engineering, Ollama, GoBD</w:t>
             </w:r>
           </w:p>
           <w:p>
@@ -2453,7 +2482,7 @@
           </w:p>
           <w:p>
             <w:r>
-              <w:t>Modern desktop invoicing application for freelancers and small businesses in the DACH market. Fully GoBD-compliant with ZUGFeRD and XRechnung e-invoice support.</w:t>
+              <w:t>Modern desktop invoicing application for freelancers and small businesses in the DACH market. Fully GoBD-compliant with ZUGFeRD and XRechnung e-invoice support, plus AI-assisted incoming invoice analysis using local and remote OpenAI-compatible providers.</w:t>
             </w:r>
           </w:p>
           <w:p>
@@ -2462,6 +2491,22 @@
             </w:pPr>
             <w:r>
               <w:t>Cross-platform (Windows, macOS, Linux) with a modern Jetpack Compose UI.</w:t>
+            </w:r>
+          </w:p>
+          <w:p>
+            <w:pPr>
+              <w:pStyle w:val="ListBullet"/>
+            </w:pPr>
+            <w:r>
+              <w:t>AI-assisted PDF invoice analysis extracts supplier, invoice number, dates, VAT amounts, totals, and other metadata, reducing manual entry from minutes to review and confirmation.</w:t>
+            </w:r>
+          </w:p>
+          <w:p>
+            <w:pPr>
+              <w:pStyle w:val="ListBullet"/>
+            </w:pPr>
+            <w:r>
+              <w:t>Uses structured PDF extraction, vision models for scanned documents, JSON schema outputs, semantic checks, alternative candidates, and user-in-the-loop review; local Ollama models support privacy-sensitive business documents.</w:t>
             </w:r>
           </w:p>
           <w:p>
